--- a/examples/word/paragraph-formatting.docx
+++ b/examples/word/paragraph-formatting.docx
@@ -652,6 +652,18 @@
       <w:r>
         <w:rPr/>
         <w:t xml:space="preserve">Red 1pt box (style;size;color)</w:t>
+      </w:r>
+    </w:p>
+    <w:p>
+      <w:pPr>
+        <w:pBdr>
+          <w:top w:val="single" w:color="0070C0" w:sz="8"/>
+          <w:bottom w:val="single" w:color="0070C0" w:sz="8"/>
+        </w:pBdr>
+      </w:pPr>
+      <w:r>
+        <w:rPr/>
+        <w:t xml:space="preserve">Per-side: top + bottom only (rule above and below)</w:t>
       </w:r>
     </w:p>
     <w:p>
